--- a/Backend/src/templates/qas/FOR Acta QA PLS-IPL.docx
+++ b/Backend/src/templates/qas/FOR Acta QA PLS-IPL.docx
@@ -61,6 +61,9 @@
         </w:rPr>
         <w:tab/>
       </w:r>
+      <w:r>
+        <w:t xml:space="preserve"> {visita_numero}</w:t>
+      </w:r>
     </w:p>
     <w:p>
       <w:pPr>
@@ -104,6 +107,9 @@
         </w:rPr>
         <w:tab/>
       </w:r>
+      <w:r>
+        <w:t xml:space="preserve"> {fecha_ejecucion}</w:t>
+      </w:r>
     </w:p>
     <w:p>
       <w:pPr>
@@ -145,6 +151,9 @@
         </w:rPr>
         <w:tab/>
       </w:r>
+      <w:r>
+        <w:t xml:space="preserve"> {hora_inicio}</w:t>
+      </w:r>
     </w:p>
     <w:p>
       <w:pPr>
@@ -178,6 +187,9 @@
         </w:rPr>
         <w:tab/>
       </w:r>
+      <w:r>
+        <w:t xml:space="preserve"> {tiempo_transporte}</w:t>
+      </w:r>
     </w:p>
     <w:p>
       <w:pPr>
@@ -211,6 +223,9 @@
         </w:rPr>
         <w:tab/>
       </w:r>
+      <w:r>
+        <w:t xml:space="preserve"> {tiempo_antesala}</w:t>
+      </w:r>
     </w:p>
     <w:p>
       <w:pPr>
@@ -244,6 +259,9 @@
         </w:rPr>
         <w:tab/>
       </w:r>
+      <w:r>
+        <w:t xml:space="preserve"> {tiempo_ejecucion}</w:t>
+      </w:r>
     </w:p>
     <w:p>
       <w:pPr>
@@ -293,6 +311,9 @@
         </w:rPr>
         <w:tab/>
       </w:r>
+      <w:r>
+        <w:t xml:space="preserve"> {tiempo_espera_claro}</w:t>
+      </w:r>
     </w:p>
     <w:p>
       <w:pPr>
@@ -334,6 +355,9 @@
         </w:rPr>
         <w:tab/>
       </w:r>
+      <w:r>
+        <w:t xml:space="preserve"> {hora_salida}</w:t>
+      </w:r>
     </w:p>
     <w:p>
       <w:pPr>
@@ -376,6 +400,9 @@
         </w:rPr>
         <w:tab/>
       </w:r>
+      <w:r>
+        <w:t xml:space="preserve"> {ingeniero_outsourcing}</w:t>
+      </w:r>
     </w:p>
     <w:p>
       <w:pPr>
@@ -417,6 +444,9 @@
         </w:rPr>
         <w:tab/>
       </w:r>
+      <w:r>
+        <w:t xml:space="preserve"> {multimetro}</w:t>
+      </w:r>
     </w:p>
     <w:p>
       <w:pPr>
@@ -450,6 +480,9 @@
         </w:rPr>
         <w:tab/>
       </w:r>
+      <w:r>
+        <w:t xml:space="preserve"> {analizador_ber}</w:t>
+      </w:r>
     </w:p>
     <w:p>
       <w:pPr>
@@ -491,6 +524,9 @@
         </w:rPr>
         <w:tab/>
       </w:r>
+      <w:r>
+        <w:t xml:space="preserve"> {soporte_claro}</w:t>
+      </w:r>
     </w:p>
     <w:p>
       <w:pPr>
@@ -532,6 +568,9 @@
         </w:rPr>
         <w:tab/>
       </w:r>
+      <w:r>
+        <w:t xml:space="preserve"> {firma_acta}</w:t>
+      </w:r>
     </w:p>
     <w:p>
       <w:pPr>
@@ -574,6 +613,9 @@
         </w:rPr>
         <w:tab/>
       </w:r>
+      <w:r>
+        <w:t xml:space="preserve"> {caso_seguimiento}</w:t>
+      </w:r>
     </w:p>
     <w:p>
       <w:pPr>
@@ -598,6 +640,9 @@
           <w:lang w:val="es-CO"/>
         </w:rPr>
         <w:tab/>
+      </w:r>
+      <w:r>
+        <w:t xml:space="preserve"> {problemas_instalacion}</w:t>
       </w:r>
     </w:p>
     <w:p>
@@ -661,6 +706,9 @@
         </w:rPr>
         <w:tab/>
       </w:r>
+      <w:r>
+        <w:t xml:space="preserve"> {fase_neutro}</w:t>
+      </w:r>
     </w:p>
     <w:p>
       <w:pPr>
@@ -705,6 +753,9 @@
         </w:rPr>
         <w:tab/>
       </w:r>
+      <w:r>
+        <w:t xml:space="preserve"> {fase_tierra}</w:t>
+      </w:r>
     </w:p>
     <w:p>
       <w:pPr>
@@ -741,6 +792,9 @@
         </w:rPr>
         <w:tab/>
       </w:r>
+      <w:r>
+        <w:t xml:space="preserve"> {neutro_tierra}</w:t>
+      </w:r>
     </w:p>
     <w:p>
       <w:pPr>
@@ -767,6 +821,9 @@
         </w:rPr>
         <w:t>Lugar de Instalación de Equipos:</w:t>
       </w:r>
+      <w:r>
+        <w:t xml:space="preserve"> {lugar_instalacion}</w:t>
+      </w:r>
     </w:p>
     <w:p>
       <w:pPr>
@@ -801,6 +858,9 @@
           <w:lang w:val="es-CO"/>
         </w:rPr>
         <w:t>Observaciones:</w:t>
+      </w:r>
+      <w:r>
+        <w:t xml:space="preserve"> {observaciones}</w:t>
       </w:r>
     </w:p>
     <w:p>
@@ -1003,6 +1063,9 @@
                 <w:lang w:val="es-CO"/>
               </w:rPr>
             </w:pPr>
+            <w:r>
+              <w:t>{equipo_instalado_1_tipo}</w:t>
+            </w:r>
           </w:p>
         </w:tc>
         <w:tc>
@@ -1017,6 +1080,9 @@
                 <w:lang w:val="es-CO"/>
               </w:rPr>
             </w:pPr>
+            <w:r>
+              <w:t>{equipo_instalado_1_marca}</w:t>
+            </w:r>
           </w:p>
         </w:tc>
         <w:tc>
@@ -1031,6 +1097,9 @@
                 <w:lang w:val="es-CO"/>
               </w:rPr>
             </w:pPr>
+            <w:r>
+              <w:t>{equipo_instalado_1_modelo}</w:t>
+            </w:r>
           </w:p>
         </w:tc>
         <w:tc>
@@ -1045,6 +1114,9 @@
                 <w:lang w:val="es-CO"/>
               </w:rPr>
             </w:pPr>
+            <w:r>
+              <w:t>{equipo_instalado_1_serial}</w:t>
+            </w:r>
           </w:p>
         </w:tc>
         <w:tc>
@@ -1059,6 +1131,9 @@
                 <w:lang w:val="es-CO"/>
               </w:rPr>
             </w:pPr>
+            <w:r>
+              <w:t>{equipo_instalado_1_placa}</w:t>
+            </w:r>
           </w:p>
         </w:tc>
       </w:tr>
@@ -1075,6 +1150,9 @@
                 <w:lang w:val="es-CO"/>
               </w:rPr>
             </w:pPr>
+            <w:r>
+              <w:t>{equipo_instalado_2_tipo}</w:t>
+            </w:r>
           </w:p>
         </w:tc>
         <w:tc>
@@ -1089,6 +1167,9 @@
                 <w:lang w:val="es-CO"/>
               </w:rPr>
             </w:pPr>
+            <w:r>
+              <w:t>{equipo_instalado_2_marca}</w:t>
+            </w:r>
           </w:p>
         </w:tc>
         <w:tc>
@@ -1103,6 +1184,9 @@
                 <w:lang w:val="es-CO"/>
               </w:rPr>
             </w:pPr>
+            <w:r>
+              <w:t>{equipo_instalado_2_modelo}</w:t>
+            </w:r>
           </w:p>
         </w:tc>
         <w:tc>
@@ -1117,6 +1201,9 @@
                 <w:lang w:val="es-CO"/>
               </w:rPr>
             </w:pPr>
+            <w:r>
+              <w:t>{equipo_instalado_2_serial}</w:t>
+            </w:r>
           </w:p>
         </w:tc>
         <w:tc>
@@ -1131,6 +1218,9 @@
                 <w:lang w:val="es-CO"/>
               </w:rPr>
             </w:pPr>
+            <w:r>
+              <w:t>{equipo_instalado_2_placa}</w:t>
+            </w:r>
           </w:p>
         </w:tc>
       </w:tr>
@@ -1147,6 +1237,9 @@
                 <w:lang w:val="es-CO"/>
               </w:rPr>
             </w:pPr>
+            <w:r>
+              <w:t>{equipo_instalado_3_tipo}</w:t>
+            </w:r>
           </w:p>
         </w:tc>
         <w:tc>
@@ -1161,6 +1254,9 @@
                 <w:lang w:val="es-CO"/>
               </w:rPr>
             </w:pPr>
+            <w:r>
+              <w:t>{equipo_instalado_3_marca}</w:t>
+            </w:r>
           </w:p>
         </w:tc>
         <w:tc>
@@ -1175,6 +1271,9 @@
                 <w:lang w:val="es-CO"/>
               </w:rPr>
             </w:pPr>
+            <w:r>
+              <w:t>{equipo_instalado_3_modelo}</w:t>
+            </w:r>
           </w:p>
         </w:tc>
         <w:tc>
@@ -1189,6 +1288,9 @@
                 <w:lang w:val="es-CO"/>
               </w:rPr>
             </w:pPr>
+            <w:r>
+              <w:t>{equipo_instalado_3_serial}</w:t>
+            </w:r>
           </w:p>
         </w:tc>
         <w:tc>
@@ -1203,6 +1305,9 @@
                 <w:lang w:val="es-CO"/>
               </w:rPr>
             </w:pPr>
+            <w:r>
+              <w:t>{equipo_instalado_3_placa}</w:t>
+            </w:r>
           </w:p>
         </w:tc>
       </w:tr>
@@ -1219,6 +1324,9 @@
                 <w:lang w:val="es-CO"/>
               </w:rPr>
             </w:pPr>
+            <w:r>
+              <w:t>{equipo_instalado_4_tipo}</w:t>
+            </w:r>
           </w:p>
         </w:tc>
         <w:tc>
@@ -1233,6 +1341,9 @@
                 <w:lang w:val="es-CO"/>
               </w:rPr>
             </w:pPr>
+            <w:r>
+              <w:t>{equipo_instalado_4_marca}</w:t>
+            </w:r>
           </w:p>
         </w:tc>
         <w:tc>
@@ -1247,6 +1358,9 @@
                 <w:lang w:val="es-CO"/>
               </w:rPr>
             </w:pPr>
+            <w:r>
+              <w:t>{equipo_instalado_4_modelo}</w:t>
+            </w:r>
           </w:p>
         </w:tc>
         <w:tc>
@@ -1261,6 +1375,9 @@
                 <w:lang w:val="es-CO"/>
               </w:rPr>
             </w:pPr>
+            <w:r>
+              <w:t>{equipo_instalado_4_serial}</w:t>
+            </w:r>
           </w:p>
         </w:tc>
         <w:tc>
@@ -1275,6 +1392,9 @@
                 <w:lang w:val="es-CO"/>
               </w:rPr>
             </w:pPr>
+            <w:r>
+              <w:t>{equipo_instalado_4_placa}</w:t>
+            </w:r>
           </w:p>
         </w:tc>
       </w:tr>
@@ -1478,6 +1598,9 @@
                 <w:lang w:val="es-CO"/>
               </w:rPr>
             </w:pPr>
+            <w:r>
+              <w:t>{equipo_desinstalado_1_tipo}</w:t>
+            </w:r>
           </w:p>
         </w:tc>
         <w:tc>
@@ -1492,6 +1615,9 @@
                 <w:lang w:val="es-CO"/>
               </w:rPr>
             </w:pPr>
+            <w:r>
+              <w:t>{equipo_desinstalado_1_marca}</w:t>
+            </w:r>
           </w:p>
         </w:tc>
         <w:tc>
@@ -1506,6 +1632,9 @@
                 <w:lang w:val="es-CO"/>
               </w:rPr>
             </w:pPr>
+            <w:r>
+              <w:t>{equipo_desinstalado_1_modelo}</w:t>
+            </w:r>
           </w:p>
         </w:tc>
         <w:tc>
@@ -1520,6 +1649,9 @@
                 <w:lang w:val="es-CO"/>
               </w:rPr>
             </w:pPr>
+            <w:r>
+              <w:t>{equipo_desinstalado_1_serial}</w:t>
+            </w:r>
           </w:p>
         </w:tc>
         <w:tc>
@@ -1534,6 +1666,9 @@
                 <w:lang w:val="es-CO"/>
               </w:rPr>
             </w:pPr>
+            <w:r>
+              <w:t>{equipo_desinstalado_1_placa}</w:t>
+            </w:r>
           </w:p>
         </w:tc>
       </w:tr>
@@ -1550,6 +1685,9 @@
                 <w:lang w:val="es-CO"/>
               </w:rPr>
             </w:pPr>
+            <w:r>
+              <w:t>{equipo_desinstalado_2_tipo}</w:t>
+            </w:r>
           </w:p>
         </w:tc>
         <w:tc>
@@ -1564,6 +1702,9 @@
                 <w:lang w:val="es-CO"/>
               </w:rPr>
             </w:pPr>
+            <w:r>
+              <w:t>{equipo_desinstalado_2_marca}</w:t>
+            </w:r>
           </w:p>
         </w:tc>
         <w:tc>
@@ -1578,6 +1719,9 @@
                 <w:lang w:val="es-CO"/>
               </w:rPr>
             </w:pPr>
+            <w:r>
+              <w:t>{equipo_desinstalado_2_modelo}</w:t>
+            </w:r>
           </w:p>
         </w:tc>
         <w:tc>
@@ -1592,6 +1736,9 @@
                 <w:lang w:val="es-CO"/>
               </w:rPr>
             </w:pPr>
+            <w:r>
+              <w:t>{equipo_desinstalado_2_serial}</w:t>
+            </w:r>
           </w:p>
         </w:tc>
         <w:tc>
@@ -1606,6 +1753,9 @@
                 <w:lang w:val="es-CO"/>
               </w:rPr>
             </w:pPr>
+            <w:r>
+              <w:t>{equipo_desinstalado_2_placa}</w:t>
+            </w:r>
           </w:p>
         </w:tc>
       </w:tr>
@@ -1622,6 +1772,9 @@
                 <w:lang w:val="es-CO"/>
               </w:rPr>
             </w:pPr>
+            <w:r>
+              <w:t>{equipo_desinstalado_3_tipo}</w:t>
+            </w:r>
           </w:p>
         </w:tc>
         <w:tc>
@@ -1636,6 +1789,9 @@
                 <w:lang w:val="es-CO"/>
               </w:rPr>
             </w:pPr>
+            <w:r>
+              <w:t>{equipo_desinstalado_3_marca}</w:t>
+            </w:r>
           </w:p>
         </w:tc>
         <w:tc>
@@ -1650,6 +1806,9 @@
                 <w:lang w:val="es-CO"/>
               </w:rPr>
             </w:pPr>
+            <w:r>
+              <w:t>{equipo_desinstalado_3_modelo}</w:t>
+            </w:r>
           </w:p>
         </w:tc>
         <w:tc>
@@ -1664,6 +1823,9 @@
                 <w:lang w:val="es-CO"/>
               </w:rPr>
             </w:pPr>
+            <w:r>
+              <w:t>{equipo_desinstalado_3_serial}</w:t>
+            </w:r>
           </w:p>
         </w:tc>
         <w:tc>
@@ -1678,6 +1840,9 @@
                 <w:lang w:val="es-CO"/>
               </w:rPr>
             </w:pPr>
+            <w:r>
+              <w:t>{equipo_desinstalado_3_placa}</w:t>
+            </w:r>
           </w:p>
         </w:tc>
       </w:tr>
@@ -1694,6 +1859,9 @@
                 <w:lang w:val="es-CO"/>
               </w:rPr>
             </w:pPr>
+            <w:r>
+              <w:t>{equipo_desinstalado_4_tipo}</w:t>
+            </w:r>
           </w:p>
         </w:tc>
         <w:tc>
@@ -1708,6 +1876,9 @@
                 <w:lang w:val="es-CO"/>
               </w:rPr>
             </w:pPr>
+            <w:r>
+              <w:t>{equipo_desinstalado_4_marca}</w:t>
+            </w:r>
           </w:p>
         </w:tc>
         <w:tc>
@@ -1722,6 +1893,9 @@
                 <w:lang w:val="es-CO"/>
               </w:rPr>
             </w:pPr>
+            <w:r>
+              <w:t>{equipo_desinstalado_4_modelo}</w:t>
+            </w:r>
           </w:p>
         </w:tc>
         <w:tc>
@@ -1736,6 +1910,9 @@
                 <w:lang w:val="es-CO"/>
               </w:rPr>
             </w:pPr>
+            <w:r>
+              <w:t>{equipo_desinstalado_4_serial}</w:t>
+            </w:r>
           </w:p>
         </w:tc>
         <w:tc>
@@ -1750,6 +1927,9 @@
                 <w:lang w:val="es-CO"/>
               </w:rPr>
             </w:pPr>
+            <w:r>
+              <w:t>{equipo_desinstalado_4_placa}</w:t>
+            </w:r>
           </w:p>
         </w:tc>
       </w:tr>
@@ -1882,6 +2062,9 @@
           </wp:inline>
         </w:drawing>
       </w:r>
+      <w:r>
+        <w:t>{foto_antes_instalacion}</w:t>
+      </w:r>
     </w:p>
     <w:p>
       <w:pPr>
@@ -2002,6 +2185,9 @@
           </wp:inline>
         </w:drawing>
       </w:r>
+      <w:r>
+        <w:t>{foto_despues_instalacion}</w:t>
+      </w:r>
     </w:p>
     <w:p>
       <w:pPr>
@@ -2123,6 +2309,9 @@
           </wp:inline>
         </w:drawing>
       </w:r>
+      <w:r>
+        <w:t>{foto_marquillas}</w:t>
+      </w:r>
     </w:p>
     <w:p>
       <w:pPr>
@@ -2235,6 +2424,9 @@
           </wp:inline>
         </w:drawing>
       </w:r>
+      <w:r>
+        <w:t>{foto_tomas_electricas}</w:t>
+      </w:r>
     </w:p>
     <w:p>
       <w:pPr>
@@ -2342,6 +2534,9 @@
           </wp:inline>
         </w:drawing>
       </w:r>
+      <w:r>
+        <w:t>{foto_voltaje}</w:t>
+      </w:r>
     </w:p>
     <w:p>
       <w:pPr>
@@ -2450,6 +2645,9 @@
         </w:rPr>
         <w:t xml:space="preserve">Resultado BER:  </w:t>
       </w:r>
+      <w:r>
+        <w:t xml:space="preserve"> {resultado_ber}</w:t>
+      </w:r>
     </w:p>
     <w:p>
       <w:pPr>
@@ -2465,6 +2663,9 @@
         </w:rPr>
         <w:t>Patrón:</w:t>
       </w:r>
+      <w:r>
+        <w:t xml:space="preserve"> {patron_ber}</w:t>
+      </w:r>
     </w:p>
     <w:p>
       <w:pPr>
@@ -2480,6 +2681,9 @@
         </w:rPr>
         <w:t>Tiempo:</w:t>
       </w:r>
+      <w:r>
+        <w:t xml:space="preserve"> {tiempo_ber}</w:t>
+      </w:r>
     </w:p>
     <w:p>
       <w:pPr>
@@ -2494,6 +2698,9 @@
           <w:lang w:val="es-CO"/>
         </w:rPr>
         <w:t xml:space="preserve">Pasa / Falla: </w:t>
+      </w:r>
+      <w:r>
+        <w:t xml:space="preserve"> {pasa_falla_ber}</w:t>
       </w:r>
     </w:p>
     <w:p>
@@ -2569,6 +2776,9 @@
         </w:rPr>
         <w:t xml:space="preserve">Resultado THROUGHPUT:  </w:t>
       </w:r>
+      <w:r>
+        <w:t xml:space="preserve"> {resultado_throughput}</w:t>
+      </w:r>
     </w:p>
     <w:p>
       <w:pPr>
@@ -2584,6 +2794,9 @@
         </w:rPr>
         <w:t>Ancho de banda:</w:t>
       </w:r>
+      <w:r>
+        <w:t xml:space="preserve"> {ancho_banda_throughput}</w:t>
+      </w:r>
     </w:p>
     <w:p>
       <w:pPr>
@@ -2599,6 +2812,9 @@
         </w:rPr>
         <w:t>Threshold:</w:t>
       </w:r>
+      <w:r>
+        <w:t xml:space="preserve"> {threshold_throughput}</w:t>
+      </w:r>
     </w:p>
     <w:p>
       <w:pPr>
@@ -2613,6 +2829,9 @@
           <w:lang w:val="es-CO"/>
         </w:rPr>
         <w:t xml:space="preserve">Pasa / Falla: </w:t>
+      </w:r>
+      <w:r>
+        <w:t xml:space="preserve"> {pasa_falla_throughput}</w:t>
       </w:r>
     </w:p>
     <w:p>
@@ -2687,6 +2906,9 @@
         </w:rPr>
         <w:t xml:space="preserve">Resultado RFC 2544:  </w:t>
       </w:r>
+      <w:r>
+        <w:t xml:space="preserve"> {resultado_rfc2544}</w:t>
+      </w:r>
     </w:p>
     <w:p>
       <w:pPr>
@@ -2702,6 +2924,9 @@
         </w:rPr>
         <w:t>Ancho de banda:</w:t>
       </w:r>
+      <w:r>
+        <w:t xml:space="preserve"> {ancho_banda_rfc2544}</w:t>
+      </w:r>
     </w:p>
     <w:p>
       <w:pPr>
@@ -2717,6 +2942,9 @@
         </w:rPr>
         <w:t>Threshold:</w:t>
       </w:r>
+      <w:r>
+        <w:t xml:space="preserve"> {threshold_rfc2544}</w:t>
+      </w:r>
     </w:p>
     <w:p>
       <w:pPr>
@@ -2731,6 +2959,9 @@
           <w:lang w:val="es-CO"/>
         </w:rPr>
         <w:t xml:space="preserve">Pasa / Falla: </w:t>
+      </w:r>
+      <w:r>
+        <w:t xml:space="preserve"> {pasa_falla_rfc2544}</w:t>
       </w:r>
     </w:p>
     <w:p>
@@ -2796,6 +3027,9 @@
           <w:lang w:val="es-CO"/>
         </w:rPr>
         <w:t>SI APLICA</w:t>
+      </w:r>
+      <w:r>
+        <w:t xml:space="preserve"> {configuracion_equipo_pls_ipl}</w:t>
       </w:r>
     </w:p>
     <w:p>
@@ -2959,6 +3193,9 @@
                 <w:lang w:val="en-US"/>
               </w:rPr>
             </w:pPr>
+            <w:r>
+              <w:t>{equipos_cliente_conectados_claro_si}</w:t>
+            </w:r>
           </w:p>
         </w:tc>
         <w:tc>
@@ -3020,6 +3257,9 @@
                 <w:lang w:val="en-US"/>
               </w:rPr>
             </w:pPr>
+            <w:r>
+              <w:t>{equipos_cliente_conectados_claro_no}</w:t>
+            </w:r>
           </w:p>
         </w:tc>
       </w:tr>
@@ -3152,6 +3392,9 @@
                 <w:lang w:val="en-US"/>
               </w:rPr>
             </w:pPr>
+            <w:r>
+              <w:t>{equipos_cliente_disponibles_configurados_si}</w:t>
+            </w:r>
           </w:p>
         </w:tc>
         <w:tc>
@@ -3213,6 +3456,9 @@
                 <w:lang w:val="en-US"/>
               </w:rPr>
             </w:pPr>
+            <w:r>
+              <w:t>{equipos_cliente_disponibles_configurados_no}</w:t>
+            </w:r>
           </w:p>
         </w:tc>
       </w:tr>
@@ -3248,6 +3494,9 @@
           <w:lang w:val="es-CO"/>
         </w:rPr>
         <w:t>Observaciones</w:t>
+      </w:r>
+      <w:r>
+        <w:t xml:space="preserve"> {observaciones_conexiones_entrega}</w:t>
       </w:r>
     </w:p>
     <w:p>
@@ -3390,6 +3639,9 @@
             </a:graphic>
           </wp:inline>
         </w:drawing>
+      </w:r>
+      <w:r>
+        <w:t>{foto_acta_entrega_servicio}</w:t>
       </w:r>
     </w:p>
     <w:sectPr>
